--- a/CURSOVA/OOP 2026 1Kurs/CURSOVA/Коваль_Олександр_Дмитрович_ROZDIL1.docx
+++ b/CURSOVA/OOP 2026 1Kurs/CURSOVA/Коваль_Олександр_Дмитрович_ROZDIL1.docx
@@ -78,6 +78,9 @@
         <w:pStyle w:val="1"/>
         <w:pageBreakBefore/>
         <w:spacing w:line="360" w:lineRule="auto"/>
+        <w:rPr>
+          <w:lang w:val="en-US"/>
+        </w:rPr>
       </w:pPr>
       <w:bookmarkStart w:id="0" w:name="_Toc43411946"/>
       <w:bookmarkStart w:id="1" w:name="_Toc43416204"/>
@@ -172,7 +175,17 @@
     </w:p>
     <w:p>
       <w:pPr>
+        <w:pStyle w:val="1"/>
+        <w:spacing w:line="360" w:lineRule="auto"/>
+        <w:rPr>
+          <w:lang w:val="en-US"/>
+        </w:rPr>
+      </w:pPr>
+    </w:p>
+    <w:p>
+      <w:pPr>
         <w:pStyle w:val="2"/>
+        <w:ind w:left="709"/>
       </w:pPr>
       <w:r>
         <w:t>1.1 Предметна область</w:t>
@@ -230,7 +243,15 @@
         <w:jc w:val="both"/>
       </w:pPr>
       <w:r>
-        <w:t xml:space="preserve">Після багатьох років служби та участі в численних кампаніях, коли воїн провів достатньо військових операцій і здобув необхідний досвід та гроші, найздібніші з них могли отримати підвищення у ієрархії римського легіону і стати </w:t>
+        <w:t xml:space="preserve">Після багатьох років служби та участі в численних кампаніях, коли воїн провів достатньо військових операцій і здобув необхідний досвід та гроші, </w:t>
+      </w:r>
+      <w:proofErr w:type="spellStart"/>
+      <w:r>
+        <w:t>найздібніші</w:t>
+      </w:r>
+      <w:proofErr w:type="spellEnd"/>
+      <w:r>
+        <w:t xml:space="preserve"> з них могли отримати підвищення у ієрархії римського легіону і стати </w:t>
       </w:r>
       <w:r>
         <w:rPr>
@@ -272,15 +293,12 @@
       </w:r>
       <w:proofErr w:type="spellStart"/>
       <w:r>
+        <w:lastRenderedPageBreak/>
         <w:t>десято</w:t>
       </w:r>
       <w:proofErr w:type="spellEnd"/>
       <w:r>
-        <w:t xml:space="preserve">. Ця людина отримувала у свою владу вже десяток людей і повагу, краще </w:t>
-      </w:r>
-      <w:r>
-        <w:lastRenderedPageBreak/>
-        <w:t>спорядження та титул. Центуріони відмітилися в історії Риму як вправні воїни та мудрі командувачі, вони є надважливою ланкою у ході бою, на плечах яких лежав величезний обсяг завдань. Центуріони відігравали ключову роль у римській армії, адже на них лежала відповідальність за підготовку солдатів, підтримання дисципліни та прийняття тактичних рішень безпосередньо на полі бою. Вони отримували більшу повагу з боку товаришів та вищу оплату. Їхня майстерність володіння мечем та пілумом, стратегічне мислення та лідерські якості робили їх незамінними у військовій ієрархії.</w:t>
+        <w:t>. Ця людина отримувала у свою владу вже десяток людей і повагу, краще спорядження та титул. Центуріони відмітилися в історії Риму як вправні воїни та мудрі командувачі, вони є надважливою ланкою у ході бою, на плечах яких лежав величезний обсяг завдань. Центуріони відігравали ключову роль у римській армії, адже на них лежала відповідальність за підготовку солдатів, підтримання дисципліни та прийняття тактичних рішень безпосередньо на полі бою. Вони отримували більшу повагу з боку товаришів та вищу оплату. Їхня майстерність володіння мечем та пілумом, стратегічне мислення та лідерські якості робили їх незамінними у військовій ієрархії.</w:t>
       </w:r>
     </w:p>
     <w:p>
@@ -401,7 +419,11 @@
         <w:t xml:space="preserve">Source) </w:t>
       </w:r>
       <w:r>
-        <w:t>є спорудою та макрооб'єктом, що приносить руду до команди гравця. Воно може бути захоплене будь-якою командою, захопити його може будь-яка ланка із ієрархії мікрооб'єктів, але в залежності від навичок конкретного воїна час захоплення може змінюватися. Контроль над джерелами руди означав контроль над виробництвом зброї, інструментів та монет, необхідних для функціонування держави. Ці стратегічні об'єкти часто ставали предметом конфліктів між різними фракціями.</w:t>
+        <w:t xml:space="preserve">є спорудою та макрооб'єктом, що приносить руду до команди гравця. Воно може бути захоплене будь-якою командою, захопити його може будь-яка ланка із ієрархії мікрооб'єктів, але в залежності від навичок конкретного воїна час захоплення може змінюватися. Контроль над джерелами руди означав контроль над виробництвом зброї, </w:t>
+      </w:r>
+      <w:r>
+        <w:lastRenderedPageBreak/>
+        <w:t>інструментів та монет, необхідних для функціонування держави. Ці стратегічні об'єкти часто ставали предметом конфліктів між різними фракціями.</w:t>
       </w:r>
     </w:p>
     <w:p>
@@ -411,7 +433,6 @@
         <w:jc w:val="both"/>
       </w:pPr>
       <w:r>
-        <w:lastRenderedPageBreak/>
         <w:t xml:space="preserve">На шляху до бази імперії зустрічаються перешкоди. Тому в якості інтерпретації цього в програмі було обрано </w:t>
       </w:r>
       <w:r>
@@ -510,17 +531,18 @@
         <w:jc w:val="both"/>
       </w:pPr>
       <w:r>
-        <w:t xml:space="preserve">Ефективність римської армії значною мірою базувалася на взаємодії між різними рангами військовослужбовців. Як і в реальному житті, на війні панує співпраця між воїнами. Звичайні воїни не мають жодних особливих здібностей, проте вони, перебуваючи поруч із досвідченими преторіанцями, дивлячись на них, можуть отримати натхнення до битви, бути мотивованими, отримуючи підвищення своїх характеристик поки перебувають у певній близькості з преторіанцем. Такий психологічний фактор відігравав важливу роль у підтриманні бойового духу. </w:t>
+        <w:t xml:space="preserve">Ефективність римської армії значною мірою базувалася на взаємодії між різними рангами військовослужбовців. Як і в реальному житті, на війні панує співпраця між воїнами. Звичайні воїни не мають жодних особливих здібностей, проте вони, перебуваючи поруч із досвідченими преторіанцями, дивлячись на них, можуть отримати натхнення до битви, бути мотивованими, отримуючи підвищення </w:t>
       </w:r>
       <w:r>
         <w:lastRenderedPageBreak/>
-        <w:t>Центуріони, як зазначалось вище, можуть лагодити башти, щоб ті ще трохи допомогли у ході конфлікту. Ця система наставництва працювала природним чином та давала відчутні результати у бою. Сучасні технології дають змогу моделювати ці взаємодії через об'єктно-орієнтоване програмування, поєднуючи вивчення історії з демонстрацією принципів ООП.</w:t>
+        <w:t>своїх характеристик поки перебувають у певній близькості з преторіанцем. Такий психологічний фактор відігравав важливу роль у підтриманні бойового духу. Центуріони, як зазначалось вище, можуть лагодити башти, щоб ті ще трохи допомогли у ході конфлікту. Ця система наставництва працювала природним чином та давала відчутні результати у бою. Сучасні технології дають змогу моделювати ці взаємодії через об'єктно-орієнтоване програмування, поєднуючи вивчення історії з демонстрацією принципів ООП.</w:t>
       </w:r>
     </w:p>
     <w:p/>
     <w:p>
       <w:pPr>
         <w:pStyle w:val="2"/>
+        <w:ind w:left="709"/>
       </w:pPr>
       <w:r>
         <w:t>1.2 Існуючі реалізації</w:t>
@@ -554,11 +576,11 @@
         <w:jc w:val="both"/>
       </w:pPr>
       <w:r>
-        <w:t xml:space="preserve">Аналізуючи ці реалізації, можна виділити як їхні сильні сторони, так і суттєві недоліки. Total War Rome 2 пропонує глибоку стратегічну складову та масштабність, проте висока складність механік може бути серйозним бар'єром для початківців, які лише знайомляться з історією Риму. Система управління вимагає значного часу на освоєння, що може відлякати користувачів. Великі битви </w:t>
+        <w:t xml:space="preserve">Аналізуючи ці реалізації, можна виділити як їхні сильні сторони, так і суттєві недоліки. Total War Rome 2 пропонує глибоку стратегічну складову та масштабність, проте висока складність механік може бути серйозним бар'єром для </w:t>
       </w:r>
       <w:r>
         <w:lastRenderedPageBreak/>
-        <w:t>потребують потужного апаратного забезпечення для комфортної гри, що робить цей продукт недоступним для користувачів із звичайними комп'ютерами. Крім того, історична достовірність іноді приноситься в жертву ігровому балансу. Гра також є комерційним продуктом з високою ціною.</w:t>
+        <w:t>початківців, які лише знайомляться з історією Риму. Система управління вимагає значного часу на освоєння, що може відлякати користувачів. Великі битви потребують потужного апаратного забезпечення для комфортної гри, що робить цей продукт недоступним для користувачів із звичайними комп'ютерами. Крім того, історична достовірність іноді приноситься в жертву ігровому балансу. Гра також є комерційним продуктом з високою ціною.</w:t>
       </w:r>
     </w:p>
     <w:p>
@@ -585,6 +607,10 @@
     <w:p>
       <w:pPr>
         <w:pStyle w:val="2"/>
+        <w:ind w:left="711"/>
+        <w:rPr>
+          <w:lang w:val="en-US"/>
+        </w:rPr>
       </w:pPr>
       <w:r>
         <w:t>1.3 Розробка технічного завдання на роботу</w:t>
@@ -595,6 +621,7 @@
     <w:p>
       <w:pPr>
         <w:pStyle w:val="2"/>
+        <w:ind w:left="709"/>
       </w:pPr>
       <w:r>
         <w:t>1.4 Обґрунтування вибору мови програмування</w:t>
@@ -608,6 +635,7 @@
         <w:jc w:val="both"/>
       </w:pPr>
       <w:r>
+        <w:lastRenderedPageBreak/>
         <w:t xml:space="preserve">Вибір мови програмування є критично важливим рішенням на етапі проектування будь-якого програмного продукту. Для реалізації </w:t>
       </w:r>
       <w:proofErr w:type="spellStart"/>
@@ -619,14 +647,10 @@
         <w:t xml:space="preserve"> </w:t>
       </w:r>
       <w:r>
-        <w:t xml:space="preserve">на тему </w:t>
-      </w:r>
-      <w:r>
-        <w:t xml:space="preserve"> </w:t>
+        <w:t xml:space="preserve">на тему  </w:t>
       </w:r>
       <w:proofErr w:type="spellStart"/>
       <w:r>
-        <w:lastRenderedPageBreak/>
         <w:t>Roman</w:t>
       </w:r>
       <w:proofErr w:type="spellEnd"/>
@@ -692,6 +716,7 @@
     <w:p>
       <w:pPr>
         <w:spacing w:line="360" w:lineRule="auto"/>
+        <w:ind w:left="709"/>
       </w:pPr>
       <w:r>
         <w:t>Таблиця 1.1 – Порівняння мов програмування C++, C# та Java</w:t>
@@ -700,6 +725,7 @@
     <w:tbl>
       <w:tblPr>
         <w:tblW w:w="8486" w:type="dxa"/>
+        <w:jc w:val="center"/>
         <w:tblBorders>
           <w:top w:val="single" w:sz="4" w:space="0" w:color="auto"/>
           <w:left w:val="single" w:sz="4" w:space="0" w:color="auto"/>
@@ -721,6 +747,9 @@
         <w:gridCol w:w="1826"/>
       </w:tblGrid>
       <w:tr>
+        <w:trPr>
+          <w:jc w:val="center"/>
+        </w:trPr>
         <w:tc>
           <w:tcPr>
             <w:tcW w:w="2600" w:type="dxa"/>
@@ -747,6 +776,7 @@
                 <w:b/>
                 <w:bCs/>
               </w:rPr>
+              <w:lastRenderedPageBreak/>
               <w:t>Характеристика</w:t>
             </w:r>
           </w:p>
@@ -843,6 +873,9 @@
         </w:tc>
       </w:tr>
       <w:tr>
+        <w:trPr>
+          <w:jc w:val="center"/>
+        </w:trPr>
         <w:tc>
           <w:tcPr>
             <w:tcW w:w="2600" w:type="dxa"/>
@@ -861,7 +894,6 @@
           </w:tcPr>
           <w:p>
             <w:r>
-              <w:lastRenderedPageBreak/>
               <w:t>Платформонезалежність</w:t>
             </w:r>
           </w:p>
@@ -934,6 +966,9 @@
         </w:tc>
       </w:tr>
       <w:tr>
+        <w:trPr>
+          <w:jc w:val="center"/>
+        </w:trPr>
         <w:tc>
           <w:tcPr>
             <w:tcW w:w="2600" w:type="dxa"/>
@@ -1024,6 +1059,9 @@
         </w:tc>
       </w:tr>
       <w:tr>
+        <w:trPr>
+          <w:jc w:val="center"/>
+        </w:trPr>
         <w:tc>
           <w:tcPr>
             <w:tcW w:w="2600" w:type="dxa"/>
@@ -1114,6 +1152,9 @@
         </w:tc>
       </w:tr>
       <w:tr>
+        <w:trPr>
+          <w:jc w:val="center"/>
+        </w:trPr>
         <w:tc>
           <w:tcPr>
             <w:tcW w:w="2600" w:type="dxa"/>
@@ -1204,6 +1245,9 @@
         </w:tc>
       </w:tr>
       <w:tr>
+        <w:trPr>
+          <w:jc w:val="center"/>
+        </w:trPr>
         <w:tc>
           <w:tcPr>
             <w:tcW w:w="2600" w:type="dxa"/>
@@ -1294,6 +1338,9 @@
         </w:tc>
       </w:tr>
       <w:tr>
+        <w:trPr>
+          <w:jc w:val="center"/>
+        </w:trPr>
         <w:tc>
           <w:tcPr>
             <w:tcW w:w="2600" w:type="dxa"/>
@@ -1429,11 +1476,11 @@
         <w:jc w:val="both"/>
       </w:pPr>
       <w:r>
-        <w:t xml:space="preserve">По-третє, автоматичне управління пам'яттю є важливим фактором для навчального проекту. У Java та C# програмісту не потрібно вручну виділяти та звільняти пам'ять, оскільки це робить вбудований збирач сміття. У C++ необхідно самостійно контролювати час життя об'єктів, що вимагає досвіду. Для студентів, які починають вивчати об'єктно-орієнтоване програмування, автоматичне </w:t>
+        <w:t xml:space="preserve">По-третє, автоматичне управління пам'яттю є важливим фактором для навчального проекту. У Java та C# програмісту не потрібно вручну виділяти та звільняти пам'ять, оскільки це робить вбудований збирач сміття. У C++ необхідно самостійно контролювати час життя об'єктів, що вимагає досвіду. Для студентів, </w:t>
       </w:r>
       <w:r>
         <w:lastRenderedPageBreak/>
-        <w:t>управління пам'яттю дозволяє зосередитися на логіці програми та принципах ООП. По-четверте, наявність потужної стандартної бібліотеки значно прискорює розробку. Java надає величезний набір готових класів для роботи з колекціями, файлами, графікою. Бібліотека JavaFX пропонує сучасний підхід до створення графічних інтерфейсів з підтримкою анімації.</w:t>
+        <w:t>які починають вивчати об'єктно-орієнтоване програмування, автоматичне управління пам'яттю дозволяє зосередитися на логіці програми та принципах ООП. По-четверте, наявність потужної стандартної бібліотеки значно прискорює розробку. Java надає величезний набір готових класів для роботи з колекціями, файлами, графікою. Бібліотека JavaFX пропонує сучасний підхід до створення графічних інтерфейсів з підтримкою анімації.</w:t>
       </w:r>
     </w:p>
     <w:p>
@@ -1487,6 +1534,7 @@
     <w:p>
       <w:pPr>
         <w:pStyle w:val="2"/>
+        <w:ind w:left="709"/>
       </w:pPr>
       <w:r>
         <w:t>1.5 Висновки</w:t>
@@ -1505,7 +1553,7 @@
       </w:pPr>
       <w:r>
         <w:lastRenderedPageBreak/>
-        <w:t xml:space="preserve">У першому розділі курсової роботи було детально проаналізовано предметну область </w:t>
+        <w:t xml:space="preserve">У першому розділі було проаналізовано предметну область </w:t>
       </w:r>
       <w:proofErr w:type="spellStart"/>
       <w:r>
@@ -1513,72 +1561,45 @@
       </w:r>
       <w:proofErr w:type="spellEnd"/>
       <w:r>
-        <w:t xml:space="preserve"> </w:t>
-      </w:r>
-      <w:r>
-        <w:t xml:space="preserve">на тему </w:t>
+        <w:t xml:space="preserve">, що охоплює військову організацію Давнього </w:t>
       </w:r>
       <w:proofErr w:type="spellStart"/>
       <w:r>
-        <w:t>Roman</w:t>
+        <w:t>Riму</w:t>
       </w:r>
       <w:proofErr w:type="spellEnd"/>
       <w:r>
-        <w:t xml:space="preserve"> </w:t>
+        <w:t xml:space="preserve"> з її ієрархічною структурою. Розглянуто мікрооб'єкти (воїни, центуріони, преторіанці) та макрооб'єкти (джерела руди, башти, бази). Комплексний аналіз існуючих реалізацій виявив їхні недоліки: високі системні вимоги та значну вартість. Порівняння мов програмування C++, C# та </w:t>
       </w:r>
       <w:proofErr w:type="spellStart"/>
       <w:r>
-        <w:t>Conquest</w:t>
+        <w:t>Java</w:t>
       </w:r>
       <w:proofErr w:type="spellEnd"/>
       <w:r>
-        <w:t>, яка охоплює військову організацію Давнього Riму з її чіткою ієрархічною структурою від звичайних воїнів через досвідчених центуріонів до елітних преторіанців. Розглянуто ключові стратегічні об'єкти римської військової системи, включаючи джерела ресурсів для економічного забезпечення, оборонні башти як тактичні споруди та військові бази як центри командування, що відігравали вирішальну роль у завоюваннях та утриманні імперії. Описано взаємодію між різними рангами воїнів та їхній вплив один на одного.</w:t>
-      </w:r>
-    </w:p>
-    <w:p>
-      <w:pPr>
-        <w:spacing w:line="360" w:lineRule="auto"/>
-        <w:ind w:firstLine="720"/>
-        <w:jc w:val="both"/>
-      </w:pPr>
-      <w:r>
-        <w:t>Комплексний аналіз існуючих програмних реалізацій на тематику Давнього Riму виявив як їхні сильні сторони у вигляді якісної графіки та захоплюючого геймплею, так і суттєві обмеження. Такі проекти як Total War Rome 2 та Ryse Son of Rome мають високі системні вимоги, значну вартість та не завжди дотримуються балансу між розважальною та навчальною складовою. Виявлена відсутність безкоштовних програмних продуктів, які поєднують вивчення історії з демонстрацією принципів об'єктно-орієнтованого програмування.</w:t>
-      </w:r>
-    </w:p>
-    <w:p>
-      <w:pPr>
-        <w:spacing w:line="360" w:lineRule="auto"/>
-        <w:ind w:firstLine="720"/>
-        <w:jc w:val="both"/>
-      </w:pPr>
-      <w:r>
-        <w:t>Детальне системне порівняння мов програмування C++, C# та Java за критеріями платформонезалежності, управління пам'яттю, швидкості розробки, складності вивчення та наявності графічних бібліотек дозволило обґрунтувати вибір Java як оптимального інструменту для реалізації проекту. Java забезпечує необхідну кросплатформенність, має зрозумілий синтаксис, пропонує автоматичне управління пам'яттю та містить потужну бібліотеку JavaFX. Таким чином, було визначено актуальність створення програмного продукту</w:t>
-      </w:r>
-      <w:r>
-        <w:t xml:space="preserve"> </w:t>
-      </w:r>
-      <w:r>
-        <w:t>на тему</w:t>
-      </w:r>
-      <w:r>
-        <w:t xml:space="preserve"> </w:t>
+        <w:t xml:space="preserve"> дозволило обґрунтувати вибір </w:t>
       </w:r>
       <w:proofErr w:type="spellStart"/>
       <w:r>
-        <w:t>Roman</w:t>
+        <w:t>Java</w:t>
       </w:r>
       <w:proofErr w:type="spellEnd"/>
       <w:r>
-        <w:t xml:space="preserve"> </w:t>
+        <w:t xml:space="preserve"> як оптимального інструменту завдяки </w:t>
       </w:r>
       <w:proofErr w:type="spellStart"/>
       <w:r>
-        <w:t>Conquest</w:t>
+        <w:t>платформонезалежності</w:t>
       </w:r>
       <w:proofErr w:type="spellEnd"/>
       <w:r>
-        <w:t>, який поєднуватиме освітню цінність з демонстрацією концепцій об'єктно-орієнтованого програмування на прикладі моделювання військової організації Давнього Риму.</w:t>
-      </w:r>
+        <w:t xml:space="preserve">, зрозумілому синтаксису та потужній бібліотеці </w:t>
+      </w:r>
+      <w:proofErr w:type="spellStart"/>
+      <w:r>
+        <w:t>JavaFX</w:t>
+      </w:r>
+      <w:proofErr w:type="spellEnd"/>
     </w:p>
     <w:sectPr>
       <w:pgSz w:w="11906" w:h="16838"/>
